--- a/doc/ntt.docx
+++ b/doc/ntt.docx
@@ -3546,6 +3546,389 @@
         </w:rPr>
         <w:t>└── main.py             # Archivo principal para iniciar la aplicación</w:t>
       </w:r>
+    </w:p>
+    <w:p>
+      <w:pPr>
+        <w:jc w:val="both"/>
+        <w:rPr>
+          <w:rFonts w:ascii="Arial" w:hAnsi="Arial" w:cs="Arial"/>
+        </w:rPr>
+      </w:pPr>
+    </w:p>
+    <w:p>
+      <w:pPr>
+        <w:jc w:val="both"/>
+        <w:rPr>
+          <w:rFonts w:ascii="Arial" w:hAnsi="Arial" w:cs="Arial"/>
+        </w:rPr>
+      </w:pPr>
+    </w:p>
+    <w:p>
+      <w:pPr>
+        <w:jc w:val="both"/>
+        <w:rPr>
+          <w:rFonts w:ascii="Arial" w:hAnsi="Arial" w:cs="Arial"/>
+        </w:rPr>
+      </w:pPr>
+    </w:p>
+    <w:p>
+      <w:pPr>
+        <w:jc w:val="both"/>
+        <w:rPr>
+          <w:rFonts w:ascii="Arial" w:hAnsi="Arial" w:cs="Arial"/>
+          <w:b/>
+          <w:bCs/>
+        </w:rPr>
+      </w:pPr>
+      <w:r>
+        <w:rPr>
+          <w:rFonts w:ascii="Arial" w:hAnsi="Arial" w:cs="Arial"/>
+          <w:b/>
+          <w:bCs/>
+        </w:rPr>
+        <w:t>1. ¿Qué nos entrega cada dato?</w:t>
+      </w:r>
+    </w:p>
+    <w:p>
+      <w:pPr>
+        <w:numPr>
+          <w:ilvl w:val="0"/>
+          <w:numId w:val="19"/>
+        </w:numPr>
+        <w:jc w:val="both"/>
+        <w:rPr>
+          <w:rFonts w:ascii="Arial" w:hAnsi="Arial" w:cs="Arial"/>
+        </w:rPr>
+      </w:pPr>
+      <w:r>
+        <w:rPr>
+          <w:rFonts w:ascii="Arial" w:hAnsi="Arial" w:cs="Arial"/>
+          <w:b/>
+          <w:bCs/>
+        </w:rPr>
+        <w:t>Dominio seguro: google.com</w:t>
+      </w:r>
+      <w:r>
+        <w:rPr>
+          <w:rFonts w:ascii="Arial" w:hAnsi="Arial" w:cs="Arial"/>
+        </w:rPr>
+        <w:t>: Es el objetivo sobre el cual se realizó la validación exitosa del canal cifrado.</w:t>
+      </w:r>
+    </w:p>
+    <w:p>
+      <w:pPr>
+        <w:numPr>
+          <w:ilvl w:val="0"/>
+          <w:numId w:val="19"/>
+        </w:numPr>
+        <w:jc w:val="both"/>
+        <w:rPr>
+          <w:rFonts w:ascii="Arial" w:hAnsi="Arial" w:cs="Arial"/>
+        </w:rPr>
+      </w:pPr>
+      <w:r>
+        <w:rPr>
+          <w:rFonts w:ascii="Arial" w:hAnsi="Arial" w:cs="Arial"/>
+          <w:b/>
+          <w:bCs/>
+        </w:rPr>
+        <w:t>Emisor (</w:t>
+      </w:r>
+      <w:proofErr w:type="spellStart"/>
+      <w:r>
+        <w:rPr>
+          <w:rFonts w:ascii="Arial" w:hAnsi="Arial" w:cs="Arial"/>
+          <w:b/>
+          <w:bCs/>
+        </w:rPr>
+        <w:t>Issuer</w:t>
+      </w:r>
+      <w:proofErr w:type="spellEnd"/>
+      <w:r>
+        <w:rPr>
+          <w:rFonts w:ascii="Arial" w:hAnsi="Arial" w:cs="Arial"/>
+          <w:b/>
+          <w:bCs/>
+        </w:rPr>
+        <w:t>)</w:t>
+      </w:r>
+      <w:r>
+        <w:rPr>
+          <w:rFonts w:ascii="Arial" w:hAnsi="Arial" w:cs="Arial"/>
+        </w:rPr>
+        <w:t xml:space="preserve">: Muestra quién firmó y avaló la autenticidad de ese certificado digital. En este caso, el emisor es </w:t>
+      </w:r>
+      <w:r>
+        <w:rPr>
+          <w:rFonts w:ascii="Arial" w:hAnsi="Arial" w:cs="Arial"/>
+          <w:b/>
+          <w:bCs/>
+        </w:rPr>
+        <w:t xml:space="preserve">Google Trust </w:t>
+      </w:r>
+      <w:proofErr w:type="spellStart"/>
+      <w:r>
+        <w:rPr>
+          <w:rFonts w:ascii="Arial" w:hAnsi="Arial" w:cs="Arial"/>
+          <w:b/>
+          <w:bCs/>
+        </w:rPr>
+        <w:t>Services</w:t>
+      </w:r>
+      <w:proofErr w:type="spellEnd"/>
+      <w:r>
+        <w:rPr>
+          <w:rFonts w:ascii="Arial" w:hAnsi="Arial" w:cs="Arial"/>
+        </w:rPr>
+        <w:t xml:space="preserve"> (la propia autoridad certificadora de Google) y el identificador del nodo emisor es WR2. Esto garantiza que el certificado no fue creado por un impostor cualquiera, sino por una entidad de confianza reconocida.</w:t>
+      </w:r>
+    </w:p>
+    <w:p>
+      <w:pPr>
+        <w:numPr>
+          <w:ilvl w:val="0"/>
+          <w:numId w:val="19"/>
+        </w:numPr>
+        <w:jc w:val="both"/>
+        <w:rPr>
+          <w:rFonts w:ascii="Arial" w:hAnsi="Arial" w:cs="Arial"/>
+        </w:rPr>
+      </w:pPr>
+      <w:r>
+        <w:rPr>
+          <w:rFonts w:ascii="Arial" w:hAnsi="Arial" w:cs="Arial"/>
+          <w:b/>
+          <w:bCs/>
+        </w:rPr>
+        <w:t>Caduca el (</w:t>
+      </w:r>
+      <w:proofErr w:type="spellStart"/>
+      <w:r>
+        <w:rPr>
+          <w:rFonts w:ascii="Arial" w:hAnsi="Arial" w:cs="Arial"/>
+          <w:b/>
+          <w:bCs/>
+        </w:rPr>
+        <w:t>NotAfter</w:t>
+      </w:r>
+      <w:proofErr w:type="spellEnd"/>
+      <w:r>
+        <w:rPr>
+          <w:rFonts w:ascii="Arial" w:hAnsi="Arial" w:cs="Arial"/>
+          <w:b/>
+          <w:bCs/>
+        </w:rPr>
+        <w:t>)</w:t>
+      </w:r>
+      <w:r>
+        <w:rPr>
+          <w:rFonts w:ascii="Arial" w:hAnsi="Arial" w:cs="Arial"/>
+        </w:rPr>
+        <w:t>: Indica la fecha y hora exactas en que el certificado dejará de ser válido (</w:t>
+      </w:r>
+      <w:r>
+        <w:rPr>
+          <w:rFonts w:ascii="Arial" w:hAnsi="Arial" w:cs="Arial"/>
+          <w:b/>
+          <w:bCs/>
+        </w:rPr>
+        <w:t>Nov 2 08:37:34 2026 GMT</w:t>
+      </w:r>
+      <w:r>
+        <w:rPr>
+          <w:rFonts w:ascii="Arial" w:hAnsi="Arial" w:cs="Arial"/>
+        </w:rPr>
+        <w:t>). Después de esa fecha, los navegadores y sistemas rechazarán la conexión por considerarla insegura o desactualizada.</w:t>
+      </w:r>
+    </w:p>
+    <w:p>
+      <w:pPr>
+        <w:jc w:val="both"/>
+        <w:rPr>
+          <w:rFonts w:ascii="Arial" w:hAnsi="Arial" w:cs="Arial"/>
+          <w:b/>
+          <w:bCs/>
+        </w:rPr>
+      </w:pPr>
+      <w:r>
+        <w:rPr>
+          <w:rFonts w:ascii="Arial" w:hAnsi="Arial" w:cs="Arial"/>
+          <w:b/>
+          <w:bCs/>
+        </w:rPr>
+        <w:t>2. ¿Para qué puedes usar esta información?</w:t>
+      </w:r>
+    </w:p>
+    <w:p>
+      <w:pPr>
+        <w:numPr>
+          <w:ilvl w:val="0"/>
+          <w:numId w:val="20"/>
+        </w:numPr>
+        <w:jc w:val="both"/>
+        <w:rPr>
+          <w:rFonts w:ascii="Arial" w:hAnsi="Arial" w:cs="Arial"/>
+        </w:rPr>
+      </w:pPr>
+      <w:r>
+        <w:rPr>
+          <w:rFonts w:ascii="Arial" w:hAnsi="Arial" w:cs="Arial"/>
+          <w:b/>
+          <w:bCs/>
+        </w:rPr>
+        <w:t>Auditoría de caducidad (Evitar caídas o ataques):</w:t>
+      </w:r>
+      <w:r>
+        <w:rPr>
+          <w:rFonts w:ascii="Arial" w:hAnsi="Arial" w:cs="Arial"/>
+        </w:rPr>
+        <w:t xml:space="preserve"> En una infraestructura propia o de clientes, automatizar esta revisión sirve para adelantarse a la fecha de expiración. Un certificado vencido genera alertas de seguridad en los usuarios y detiene servicios críticos (como pasarelas de pago o </w:t>
+      </w:r>
+      <w:proofErr w:type="spellStart"/>
+      <w:r>
+        <w:rPr>
+          <w:rFonts w:ascii="Arial" w:hAnsi="Arial" w:cs="Arial"/>
+        </w:rPr>
+        <w:t>APIs</w:t>
+      </w:r>
+      <w:proofErr w:type="spellEnd"/>
+      <w:r>
+        <w:rPr>
+          <w:rFonts w:ascii="Arial" w:hAnsi="Arial" w:cs="Arial"/>
+        </w:rPr>
+        <w:t>).</w:t>
+      </w:r>
+    </w:p>
+    <w:p>
+      <w:pPr>
+        <w:numPr>
+          <w:ilvl w:val="0"/>
+          <w:numId w:val="20"/>
+        </w:numPr>
+        <w:jc w:val="both"/>
+        <w:rPr>
+          <w:rFonts w:ascii="Arial" w:hAnsi="Arial" w:cs="Arial"/>
+        </w:rPr>
+      </w:pPr>
+      <w:r>
+        <w:rPr>
+          <w:rFonts w:ascii="Arial" w:hAnsi="Arial" w:cs="Arial"/>
+          <w:b/>
+          <w:bCs/>
+        </w:rPr>
+        <w:lastRenderedPageBreak/>
+        <w:t>Análisis de la Autoridad Certificadora (CA):</w:t>
+      </w:r>
+      <w:r>
+        <w:rPr>
+          <w:rFonts w:ascii="Arial" w:hAnsi="Arial" w:cs="Arial"/>
+        </w:rPr>
+        <w:t xml:space="preserve"> Permite verificar si las empresas utilizan proveedores de confianza (como </w:t>
+      </w:r>
+      <w:proofErr w:type="spellStart"/>
+      <w:r>
+        <w:rPr>
+          <w:rFonts w:ascii="Arial" w:hAnsi="Arial" w:cs="Arial"/>
+        </w:rPr>
+        <w:t>Let's</w:t>
+      </w:r>
+      <w:proofErr w:type="spellEnd"/>
+      <w:r>
+        <w:rPr>
+          <w:rFonts w:ascii="Arial" w:hAnsi="Arial" w:cs="Arial"/>
+        </w:rPr>
+        <w:t xml:space="preserve"> </w:t>
+      </w:r>
+      <w:proofErr w:type="spellStart"/>
+      <w:r>
+        <w:rPr>
+          <w:rFonts w:ascii="Arial" w:hAnsi="Arial" w:cs="Arial"/>
+        </w:rPr>
+        <w:t>Encrypt</w:t>
+      </w:r>
+      <w:proofErr w:type="spellEnd"/>
+      <w:r>
+        <w:rPr>
+          <w:rFonts w:ascii="Arial" w:hAnsi="Arial" w:cs="Arial"/>
+        </w:rPr>
+        <w:t xml:space="preserve">, </w:t>
+      </w:r>
+      <w:proofErr w:type="spellStart"/>
+      <w:r>
+        <w:rPr>
+          <w:rFonts w:ascii="Arial" w:hAnsi="Arial" w:cs="Arial"/>
+        </w:rPr>
+        <w:t>DigiCert</w:t>
+      </w:r>
+      <w:proofErr w:type="spellEnd"/>
+      <w:r>
+        <w:rPr>
+          <w:rFonts w:ascii="Arial" w:hAnsi="Arial" w:cs="Arial"/>
+        </w:rPr>
+        <w:t xml:space="preserve">, </w:t>
+      </w:r>
+      <w:proofErr w:type="spellStart"/>
+      <w:r>
+        <w:rPr>
+          <w:rFonts w:ascii="Arial" w:hAnsi="Arial" w:cs="Arial"/>
+        </w:rPr>
+        <w:t>Sectigo</w:t>
+      </w:r>
+      <w:proofErr w:type="spellEnd"/>
+      <w:r>
+        <w:rPr>
+          <w:rFonts w:ascii="Arial" w:hAnsi="Arial" w:cs="Arial"/>
+        </w:rPr>
+        <w:t xml:space="preserve">) o si emplean certificados </w:t>
+      </w:r>
+      <w:proofErr w:type="spellStart"/>
+      <w:r>
+        <w:rPr>
+          <w:rFonts w:ascii="Arial" w:hAnsi="Arial" w:cs="Arial"/>
+        </w:rPr>
+        <w:t>autofirmados</w:t>
+      </w:r>
+      <w:proofErr w:type="spellEnd"/>
+      <w:r>
+        <w:rPr>
+          <w:rFonts w:ascii="Arial" w:hAnsi="Arial" w:cs="Arial"/>
+        </w:rPr>
+        <w:t xml:space="preserve"> (lo cual suele ser una mala práctica o un indicio de entornos de prueba expuestos a internet).</w:t>
+      </w:r>
+    </w:p>
+    <w:p>
+      <w:pPr>
+        <w:numPr>
+          <w:ilvl w:val="0"/>
+          <w:numId w:val="20"/>
+        </w:numPr>
+        <w:jc w:val="both"/>
+        <w:rPr>
+          <w:rFonts w:ascii="Arial" w:hAnsi="Arial" w:cs="Arial"/>
+        </w:rPr>
+      </w:pPr>
+      <w:r>
+        <w:rPr>
+          <w:rFonts w:ascii="Arial" w:hAnsi="Arial" w:cs="Arial"/>
+          <w:b/>
+          <w:bCs/>
+        </w:rPr>
+        <w:t>Detección de anomalías o suplantaciones (Phishing):</w:t>
+      </w:r>
+      <w:r>
+        <w:rPr>
+          <w:rFonts w:ascii="Arial" w:hAnsi="Arial" w:cs="Arial"/>
+        </w:rPr>
+        <w:t xml:space="preserve"> Si analizas un dominio sospechoso y descubres que el emisor es una entidad extraña, desconocida o gratuita mal configurada, puede ser un indicador de que estás ante un sitio fraudulento intentando imitar un servicio legítimo.</w:t>
+      </w:r>
+    </w:p>
+    <w:p>
+      <w:pPr>
+        <w:jc w:val="both"/>
+        <w:rPr>
+          <w:rFonts w:ascii="Arial" w:hAnsi="Arial" w:cs="Arial"/>
+        </w:rPr>
+      </w:pPr>
     </w:p>
     <w:sectPr>
       <w:pgSz w:w="12240" w:h="15840"/>
@@ -3709,6 +4092,155 @@
     </w:lvl>
   </w:abstractNum>
   <w:abstractNum w:abstractNumId="1" w15:restartNumberingAfterBreak="0">
+    <w:nsid w:val="155E7B83"/>
+    <w:multiLevelType w:val="multilevel"/>
+    <w:tmpl w:val="6930C28E"/>
+    <w:lvl w:ilvl="0">
+      <w:start w:val="1"/>
+      <w:numFmt w:val="bullet"/>
+      <w:lvlText w:val=""/>
+      <w:lvlJc w:val="left"/>
+      <w:pPr>
+        <w:tabs>
+          <w:tab w:val="num" w:pos="720"/>
+        </w:tabs>
+        <w:ind w:left="720" w:hanging="360"/>
+      </w:pPr>
+      <w:rPr>
+        <w:rFonts w:ascii="Symbol" w:hAnsi="Symbol" w:hint="default"/>
+        <w:sz w:val="20"/>
+      </w:rPr>
+    </w:lvl>
+    <w:lvl w:ilvl="1" w:tentative="1">
+      <w:start w:val="1"/>
+      <w:numFmt w:val="bullet"/>
+      <w:lvlText w:val="o"/>
+      <w:lvlJc w:val="left"/>
+      <w:pPr>
+        <w:tabs>
+          <w:tab w:val="num" w:pos="1440"/>
+        </w:tabs>
+        <w:ind w:left="1440" w:hanging="360"/>
+      </w:pPr>
+      <w:rPr>
+        <w:rFonts w:ascii="Courier New" w:hAnsi="Courier New" w:hint="default"/>
+        <w:sz w:val="20"/>
+      </w:rPr>
+    </w:lvl>
+    <w:lvl w:ilvl="2" w:tentative="1">
+      <w:start w:val="1"/>
+      <w:numFmt w:val="bullet"/>
+      <w:lvlText w:val=""/>
+      <w:lvlJc w:val="left"/>
+      <w:pPr>
+        <w:tabs>
+          <w:tab w:val="num" w:pos="2160"/>
+        </w:tabs>
+        <w:ind w:left="2160" w:hanging="360"/>
+      </w:pPr>
+      <w:rPr>
+        <w:rFonts w:ascii="Wingdings" w:hAnsi="Wingdings" w:hint="default"/>
+        <w:sz w:val="20"/>
+      </w:rPr>
+    </w:lvl>
+    <w:lvl w:ilvl="3" w:tentative="1">
+      <w:start w:val="1"/>
+      <w:numFmt w:val="bullet"/>
+      <w:lvlText w:val=""/>
+      <w:lvlJc w:val="left"/>
+      <w:pPr>
+        <w:tabs>
+          <w:tab w:val="num" w:pos="2880"/>
+        </w:tabs>
+        <w:ind w:left="2880" w:hanging="360"/>
+      </w:pPr>
+      <w:rPr>
+        <w:rFonts w:ascii="Wingdings" w:hAnsi="Wingdings" w:hint="default"/>
+        <w:sz w:val="20"/>
+      </w:rPr>
+    </w:lvl>
+    <w:lvl w:ilvl="4" w:tentative="1">
+      <w:start w:val="1"/>
+      <w:numFmt w:val="bullet"/>
+      <w:lvlText w:val=""/>
+      <w:lvlJc w:val="left"/>
+      <w:pPr>
+        <w:tabs>
+          <w:tab w:val="num" w:pos="3600"/>
+        </w:tabs>
+        <w:ind w:left="3600" w:hanging="360"/>
+      </w:pPr>
+      <w:rPr>
+        <w:rFonts w:ascii="Wingdings" w:hAnsi="Wingdings" w:hint="default"/>
+        <w:sz w:val="20"/>
+      </w:rPr>
+    </w:lvl>
+    <w:lvl w:ilvl="5" w:tentative="1">
+      <w:start w:val="1"/>
+      <w:numFmt w:val="bullet"/>
+      <w:lvlText w:val=""/>
+      <w:lvlJc w:val="left"/>
+      <w:pPr>
+        <w:tabs>
+          <w:tab w:val="num" w:pos="4320"/>
+        </w:tabs>
+        <w:ind w:left="4320" w:hanging="360"/>
+      </w:pPr>
+      <w:rPr>
+        <w:rFonts w:ascii="Wingdings" w:hAnsi="Wingdings" w:hint="default"/>
+        <w:sz w:val="20"/>
+      </w:rPr>
+    </w:lvl>
+    <w:lvl w:ilvl="6" w:tentative="1">
+      <w:start w:val="1"/>
+      <w:numFmt w:val="bullet"/>
+      <w:lvlText w:val=""/>
+      <w:lvlJc w:val="left"/>
+      <w:pPr>
+        <w:tabs>
+          <w:tab w:val="num" w:pos="5040"/>
+        </w:tabs>
+        <w:ind w:left="5040" w:hanging="360"/>
+      </w:pPr>
+      <w:rPr>
+        <w:rFonts w:ascii="Wingdings" w:hAnsi="Wingdings" w:hint="default"/>
+        <w:sz w:val="20"/>
+      </w:rPr>
+    </w:lvl>
+    <w:lvl w:ilvl="7" w:tentative="1">
+      <w:start w:val="1"/>
+      <w:numFmt w:val="bullet"/>
+      <w:lvlText w:val=""/>
+      <w:lvlJc w:val="left"/>
+      <w:pPr>
+        <w:tabs>
+          <w:tab w:val="num" w:pos="5760"/>
+        </w:tabs>
+        <w:ind w:left="5760" w:hanging="360"/>
+      </w:pPr>
+      <w:rPr>
+        <w:rFonts w:ascii="Wingdings" w:hAnsi="Wingdings" w:hint="default"/>
+        <w:sz w:val="20"/>
+      </w:rPr>
+    </w:lvl>
+    <w:lvl w:ilvl="8" w:tentative="1">
+      <w:start w:val="1"/>
+      <w:numFmt w:val="bullet"/>
+      <w:lvlText w:val=""/>
+      <w:lvlJc w:val="left"/>
+      <w:pPr>
+        <w:tabs>
+          <w:tab w:val="num" w:pos="6480"/>
+        </w:tabs>
+        <w:ind w:left="6480" w:hanging="360"/>
+      </w:pPr>
+      <w:rPr>
+        <w:rFonts w:ascii="Wingdings" w:hAnsi="Wingdings" w:hint="default"/>
+        <w:sz w:val="20"/>
+      </w:rPr>
+    </w:lvl>
+  </w:abstractNum>
+  <w:abstractNum w:abstractNumId="2" w15:restartNumberingAfterBreak="0">
     <w:nsid w:val="1DAE5872"/>
     <w:multiLevelType w:val="hybridMultilevel"/>
     <w:tmpl w:val="F76CAE3E"/>
@@ -3821,7 +4353,7 @@
       </w:rPr>
     </w:lvl>
   </w:abstractNum>
-  <w:abstractNum w:abstractNumId="2" w15:restartNumberingAfterBreak="0">
+  <w:abstractNum w:abstractNumId="3" w15:restartNumberingAfterBreak="0">
     <w:nsid w:val="1DF16932"/>
     <w:multiLevelType w:val="multilevel"/>
     <w:tmpl w:val="FE245E54"/>
@@ -3970,7 +4502,7 @@
       </w:rPr>
     </w:lvl>
   </w:abstractNum>
-  <w:abstractNum w:abstractNumId="3" w15:restartNumberingAfterBreak="0">
+  <w:abstractNum w:abstractNumId="4" w15:restartNumberingAfterBreak="0">
     <w:nsid w:val="263E552C"/>
     <w:multiLevelType w:val="multilevel"/>
     <w:tmpl w:val="7CE279E6"/>
@@ -4119,7 +4651,7 @@
       </w:rPr>
     </w:lvl>
   </w:abstractNum>
-  <w:abstractNum w:abstractNumId="4" w15:restartNumberingAfterBreak="0">
+  <w:abstractNum w:abstractNumId="5" w15:restartNumberingAfterBreak="0">
     <w:nsid w:val="2ADA1DED"/>
     <w:multiLevelType w:val="multilevel"/>
     <w:tmpl w:val="ABC069FC"/>
@@ -4268,7 +4800,156 @@
       </w:rPr>
     </w:lvl>
   </w:abstractNum>
-  <w:abstractNum w:abstractNumId="5" w15:restartNumberingAfterBreak="0">
+  <w:abstractNum w:abstractNumId="6" w15:restartNumberingAfterBreak="0">
+    <w:nsid w:val="2B657E1B"/>
+    <w:multiLevelType w:val="multilevel"/>
+    <w:tmpl w:val="3A58D522"/>
+    <w:lvl w:ilvl="0">
+      <w:start w:val="1"/>
+      <w:numFmt w:val="bullet"/>
+      <w:lvlText w:val=""/>
+      <w:lvlJc w:val="left"/>
+      <w:pPr>
+        <w:tabs>
+          <w:tab w:val="num" w:pos="720"/>
+        </w:tabs>
+        <w:ind w:left="720" w:hanging="360"/>
+      </w:pPr>
+      <w:rPr>
+        <w:rFonts w:ascii="Symbol" w:hAnsi="Symbol" w:hint="default"/>
+        <w:sz w:val="20"/>
+      </w:rPr>
+    </w:lvl>
+    <w:lvl w:ilvl="1" w:tentative="1">
+      <w:start w:val="1"/>
+      <w:numFmt w:val="bullet"/>
+      <w:lvlText w:val="o"/>
+      <w:lvlJc w:val="left"/>
+      <w:pPr>
+        <w:tabs>
+          <w:tab w:val="num" w:pos="1440"/>
+        </w:tabs>
+        <w:ind w:left="1440" w:hanging="360"/>
+      </w:pPr>
+      <w:rPr>
+        <w:rFonts w:ascii="Courier New" w:hAnsi="Courier New" w:hint="default"/>
+        <w:sz w:val="20"/>
+      </w:rPr>
+    </w:lvl>
+    <w:lvl w:ilvl="2" w:tentative="1">
+      <w:start w:val="1"/>
+      <w:numFmt w:val="bullet"/>
+      <w:lvlText w:val=""/>
+      <w:lvlJc w:val="left"/>
+      <w:pPr>
+        <w:tabs>
+          <w:tab w:val="num" w:pos="2160"/>
+        </w:tabs>
+        <w:ind w:left="2160" w:hanging="360"/>
+      </w:pPr>
+      <w:rPr>
+        <w:rFonts w:ascii="Wingdings" w:hAnsi="Wingdings" w:hint="default"/>
+        <w:sz w:val="20"/>
+      </w:rPr>
+    </w:lvl>
+    <w:lvl w:ilvl="3" w:tentative="1">
+      <w:start w:val="1"/>
+      <w:numFmt w:val="bullet"/>
+      <w:lvlText w:val=""/>
+      <w:lvlJc w:val="left"/>
+      <w:pPr>
+        <w:tabs>
+          <w:tab w:val="num" w:pos="2880"/>
+        </w:tabs>
+        <w:ind w:left="2880" w:hanging="360"/>
+      </w:pPr>
+      <w:rPr>
+        <w:rFonts w:ascii="Wingdings" w:hAnsi="Wingdings" w:hint="default"/>
+        <w:sz w:val="20"/>
+      </w:rPr>
+    </w:lvl>
+    <w:lvl w:ilvl="4" w:tentative="1">
+      <w:start w:val="1"/>
+      <w:numFmt w:val="bullet"/>
+      <w:lvlText w:val=""/>
+      <w:lvlJc w:val="left"/>
+      <w:pPr>
+        <w:tabs>
+          <w:tab w:val="num" w:pos="3600"/>
+        </w:tabs>
+        <w:ind w:left="3600" w:hanging="360"/>
+      </w:pPr>
+      <w:rPr>
+        <w:rFonts w:ascii="Wingdings" w:hAnsi="Wingdings" w:hint="default"/>
+        <w:sz w:val="20"/>
+      </w:rPr>
+    </w:lvl>
+    <w:lvl w:ilvl="5" w:tentative="1">
+      <w:start w:val="1"/>
+      <w:numFmt w:val="bullet"/>
+      <w:lvlText w:val=""/>
+      <w:lvlJc w:val="left"/>
+      <w:pPr>
+        <w:tabs>
+          <w:tab w:val="num" w:pos="4320"/>
+        </w:tabs>
+        <w:ind w:left="4320" w:hanging="360"/>
+      </w:pPr>
+      <w:rPr>
+        <w:rFonts w:ascii="Wingdings" w:hAnsi="Wingdings" w:hint="default"/>
+        <w:sz w:val="20"/>
+      </w:rPr>
+    </w:lvl>
+    <w:lvl w:ilvl="6" w:tentative="1">
+      <w:start w:val="1"/>
+      <w:numFmt w:val="bullet"/>
+      <w:lvlText w:val=""/>
+      <w:lvlJc w:val="left"/>
+      <w:pPr>
+        <w:tabs>
+          <w:tab w:val="num" w:pos="5040"/>
+        </w:tabs>
+        <w:ind w:left="5040" w:hanging="360"/>
+      </w:pPr>
+      <w:rPr>
+        <w:rFonts w:ascii="Wingdings" w:hAnsi="Wingdings" w:hint="default"/>
+        <w:sz w:val="20"/>
+      </w:rPr>
+    </w:lvl>
+    <w:lvl w:ilvl="7" w:tentative="1">
+      <w:start w:val="1"/>
+      <w:numFmt w:val="bullet"/>
+      <w:lvlText w:val=""/>
+      <w:lvlJc w:val="left"/>
+      <w:pPr>
+        <w:tabs>
+          <w:tab w:val="num" w:pos="5760"/>
+        </w:tabs>
+        <w:ind w:left="5760" w:hanging="360"/>
+      </w:pPr>
+      <w:rPr>
+        <w:rFonts w:ascii="Wingdings" w:hAnsi="Wingdings" w:hint="default"/>
+        <w:sz w:val="20"/>
+      </w:rPr>
+    </w:lvl>
+    <w:lvl w:ilvl="8" w:tentative="1">
+      <w:start w:val="1"/>
+      <w:numFmt w:val="bullet"/>
+      <w:lvlText w:val=""/>
+      <w:lvlJc w:val="left"/>
+      <w:pPr>
+        <w:tabs>
+          <w:tab w:val="num" w:pos="6480"/>
+        </w:tabs>
+        <w:ind w:left="6480" w:hanging="360"/>
+      </w:pPr>
+      <w:rPr>
+        <w:rFonts w:ascii="Wingdings" w:hAnsi="Wingdings" w:hint="default"/>
+        <w:sz w:val="20"/>
+      </w:rPr>
+    </w:lvl>
+  </w:abstractNum>
+  <w:abstractNum w:abstractNumId="7" w15:restartNumberingAfterBreak="0">
     <w:nsid w:val="2E925C9A"/>
     <w:multiLevelType w:val="multilevel"/>
     <w:tmpl w:val="702CCE66"/>
@@ -4417,7 +5098,7 @@
       </w:rPr>
     </w:lvl>
   </w:abstractNum>
-  <w:abstractNum w:abstractNumId="6" w15:restartNumberingAfterBreak="0">
+  <w:abstractNum w:abstractNumId="8" w15:restartNumberingAfterBreak="0">
     <w:nsid w:val="330158BB"/>
     <w:multiLevelType w:val="multilevel"/>
     <w:tmpl w:val="7C28A728"/>
@@ -4566,7 +5247,7 @@
       </w:rPr>
     </w:lvl>
   </w:abstractNum>
-  <w:abstractNum w:abstractNumId="7" w15:restartNumberingAfterBreak="0">
+  <w:abstractNum w:abstractNumId="9" w15:restartNumberingAfterBreak="0">
     <w:nsid w:val="3D273719"/>
     <w:multiLevelType w:val="multilevel"/>
     <w:tmpl w:val="09E03D70"/>
@@ -4715,7 +5396,7 @@
       </w:rPr>
     </w:lvl>
   </w:abstractNum>
-  <w:abstractNum w:abstractNumId="8" w15:restartNumberingAfterBreak="0">
+  <w:abstractNum w:abstractNumId="10" w15:restartNumberingAfterBreak="0">
     <w:nsid w:val="484A134B"/>
     <w:multiLevelType w:val="hybridMultilevel"/>
     <w:tmpl w:val="8A0C7C26"/>
@@ -4804,7 +5485,7 @@
       </w:pPr>
     </w:lvl>
   </w:abstractNum>
-  <w:abstractNum w:abstractNumId="9" w15:restartNumberingAfterBreak="0">
+  <w:abstractNum w:abstractNumId="11" w15:restartNumberingAfterBreak="0">
     <w:nsid w:val="4CBF7C83"/>
     <w:multiLevelType w:val="hybridMultilevel"/>
     <w:tmpl w:val="6D26DAD2"/>
@@ -4917,7 +5598,7 @@
       </w:rPr>
     </w:lvl>
   </w:abstractNum>
-  <w:abstractNum w:abstractNumId="10" w15:restartNumberingAfterBreak="0">
+  <w:abstractNum w:abstractNumId="12" w15:restartNumberingAfterBreak="0">
     <w:nsid w:val="5F8005F9"/>
     <w:multiLevelType w:val="hybridMultilevel"/>
     <w:tmpl w:val="C78A94E8"/>
@@ -5006,7 +5687,7 @@
       </w:pPr>
     </w:lvl>
   </w:abstractNum>
-  <w:abstractNum w:abstractNumId="11" w15:restartNumberingAfterBreak="0">
+  <w:abstractNum w:abstractNumId="13" w15:restartNumberingAfterBreak="0">
     <w:nsid w:val="659A1242"/>
     <w:multiLevelType w:val="multilevel"/>
     <w:tmpl w:val="4B4024DC"/>
@@ -5155,7 +5836,7 @@
       </w:rPr>
     </w:lvl>
   </w:abstractNum>
-  <w:abstractNum w:abstractNumId="12" w15:restartNumberingAfterBreak="0">
+  <w:abstractNum w:abstractNumId="14" w15:restartNumberingAfterBreak="0">
     <w:nsid w:val="65F25104"/>
     <w:multiLevelType w:val="multilevel"/>
     <w:tmpl w:val="42FC379C"/>
@@ -5305,7 +5986,7 @@
       </w:rPr>
     </w:lvl>
   </w:abstractNum>
-  <w:abstractNum w:abstractNumId="13" w15:restartNumberingAfterBreak="0">
+  <w:abstractNum w:abstractNumId="15" w15:restartNumberingAfterBreak="0">
     <w:nsid w:val="741769D1"/>
     <w:multiLevelType w:val="hybridMultilevel"/>
     <w:tmpl w:val="641881C2"/>
@@ -5396,7 +6077,7 @@
       </w:pPr>
     </w:lvl>
   </w:abstractNum>
-  <w:abstractNum w:abstractNumId="14" w15:restartNumberingAfterBreak="0">
+  <w:abstractNum w:abstractNumId="16" w15:restartNumberingAfterBreak="0">
     <w:nsid w:val="76A3243F"/>
     <w:multiLevelType w:val="multilevel"/>
     <w:tmpl w:val="818E9598"/>
@@ -5545,7 +6226,7 @@
       </w:rPr>
     </w:lvl>
   </w:abstractNum>
-  <w:abstractNum w:abstractNumId="15" w15:restartNumberingAfterBreak="0">
+  <w:abstractNum w:abstractNumId="17" w15:restartNumberingAfterBreak="0">
     <w:nsid w:val="76AC785E"/>
     <w:multiLevelType w:val="multilevel"/>
     <w:tmpl w:val="08F4B3C6"/>
@@ -5694,7 +6375,7 @@
       </w:rPr>
     </w:lvl>
   </w:abstractNum>
-  <w:abstractNum w:abstractNumId="16" w15:restartNumberingAfterBreak="0">
+  <w:abstractNum w:abstractNumId="18" w15:restartNumberingAfterBreak="0">
     <w:nsid w:val="78DF4CFC"/>
     <w:multiLevelType w:val="hybridMultilevel"/>
     <w:tmpl w:val="DA4A0782"/>
@@ -5783,7 +6464,7 @@
       </w:pPr>
     </w:lvl>
   </w:abstractNum>
-  <w:abstractNum w:abstractNumId="17" w15:restartNumberingAfterBreak="0">
+  <w:abstractNum w:abstractNumId="19" w15:restartNumberingAfterBreak="0">
     <w:nsid w:val="7C17536E"/>
     <w:multiLevelType w:val="multilevel"/>
     <w:tmpl w:val="CA768D18"/>
@@ -5933,57 +6614,63 @@
     </w:lvl>
   </w:abstractNum>
   <w:num w:numId="1" w16cid:durableId="392774137">
-    <w:abstractNumId w:val="1"/>
+    <w:abstractNumId w:val="2"/>
   </w:num>
   <w:num w:numId="2" w16cid:durableId="217909186">
+    <w:abstractNumId w:val="11"/>
+  </w:num>
+  <w:num w:numId="3" w16cid:durableId="1077483480">
     <w:abstractNumId w:val="9"/>
   </w:num>
-  <w:num w:numId="3" w16cid:durableId="1077483480">
-    <w:abstractNumId w:val="7"/>
-  </w:num>
   <w:num w:numId="4" w16cid:durableId="1119883511">
-    <w:abstractNumId w:val="14"/>
+    <w:abstractNumId w:val="16"/>
   </w:num>
   <w:num w:numId="5" w16cid:durableId="464390437">
-    <w:abstractNumId w:val="15"/>
+    <w:abstractNumId w:val="17"/>
   </w:num>
   <w:num w:numId="6" w16cid:durableId="1647002735">
     <w:abstractNumId w:val="0"/>
   </w:num>
   <w:num w:numId="7" w16cid:durableId="1727989119">
+    <w:abstractNumId w:val="4"/>
+  </w:num>
+  <w:num w:numId="8" w16cid:durableId="973172630">
+    <w:abstractNumId w:val="12"/>
+  </w:num>
+  <w:num w:numId="9" w16cid:durableId="711736743">
+    <w:abstractNumId w:val="5"/>
+  </w:num>
+  <w:num w:numId="10" w16cid:durableId="1058162019">
+    <w:abstractNumId w:val="19"/>
+  </w:num>
+  <w:num w:numId="11" w16cid:durableId="433017904">
     <w:abstractNumId w:val="3"/>
   </w:num>
-  <w:num w:numId="8" w16cid:durableId="973172630">
+  <w:num w:numId="12" w16cid:durableId="907619226">
+    <w:abstractNumId w:val="13"/>
+  </w:num>
+  <w:num w:numId="13" w16cid:durableId="1161043260">
+    <w:abstractNumId w:val="14"/>
+  </w:num>
+  <w:num w:numId="14" w16cid:durableId="1804494430">
+    <w:abstractNumId w:val="7"/>
+  </w:num>
+  <w:num w:numId="15" w16cid:durableId="2084521154">
+    <w:abstractNumId w:val="18"/>
+  </w:num>
+  <w:num w:numId="16" w16cid:durableId="415784135">
+    <w:abstractNumId w:val="15"/>
+  </w:num>
+  <w:num w:numId="17" w16cid:durableId="1163005703">
     <w:abstractNumId w:val="10"/>
   </w:num>
-  <w:num w:numId="9" w16cid:durableId="711736743">
-    <w:abstractNumId w:val="4"/>
-  </w:num>
-  <w:num w:numId="10" w16cid:durableId="1058162019">
-    <w:abstractNumId w:val="17"/>
-  </w:num>
-  <w:num w:numId="11" w16cid:durableId="433017904">
-    <w:abstractNumId w:val="2"/>
-  </w:num>
-  <w:num w:numId="12" w16cid:durableId="907619226">
-    <w:abstractNumId w:val="11"/>
-  </w:num>
-  <w:num w:numId="13" w16cid:durableId="1161043260">
-    <w:abstractNumId w:val="12"/>
-  </w:num>
-  <w:num w:numId="14" w16cid:durableId="1804494430">
-    <w:abstractNumId w:val="5"/>
-  </w:num>
-  <w:num w:numId="15" w16cid:durableId="2084521154">
-    <w:abstractNumId w:val="16"/>
-  </w:num>
-  <w:num w:numId="16" w16cid:durableId="415784135">
-    <w:abstractNumId w:val="13"/>
-  </w:num>
-  <w:num w:numId="17" w16cid:durableId="1163005703">
+  <w:num w:numId="18" w16cid:durableId="536088254">
     <w:abstractNumId w:val="8"/>
   </w:num>
-  <w:num w:numId="18" w16cid:durableId="536088254">
+  <w:num w:numId="19" w16cid:durableId="467476712">
+    <w:abstractNumId w:val="1"/>
+  </w:num>
+  <w:num w:numId="20" w16cid:durableId="312030581">
     <w:abstractNumId w:val="6"/>
   </w:num>
 </w:numbering>
